--- a/bincrypt/WriteUp.docx
+++ b/bincrypt/WriteUp.docx
@@ -11,11 +11,10 @@
         <w:rPr>
           <w:rFonts w:hint="eastAsia"/>
         </w:rPr>
-        <w:t>WriteUp</w:t>
+        <w:t>WriteUP</w:t>
       </w:r>
       <w:proofErr w:type="spellEnd"/>
     </w:p>
-    <w:p/>
     <w:p>
       <w:pPr>
         <w:pStyle w:val="1"/>
@@ -28,90 +27,48 @@
       </w:r>
     </w:p>
     <w:p>
-      <w:pPr>
-        <w:rPr>
-          <w:rFonts w:hint="eastAsia"/>
-        </w:rPr>
-      </w:pPr>
-      <w:r>
-        <w:rPr>
-          <w:rFonts w:hint="eastAsia"/>
-        </w:rPr>
-        <w:t>在</w:t>
-      </w:r>
-      <w:r>
-        <w:t>che</w:t>
-      </w:r>
-      <w:r>
-        <w:rPr>
-          <w:rFonts w:hint="eastAsia"/>
-        </w:rPr>
-        <w:t>ck的二进制文件中逆向，可以知道，它通过</w:t>
+      <w:r>
+        <w:rPr>
+          <w:rFonts w:hint="eastAsia"/>
+        </w:rPr>
+        <w:t>用</w:t>
       </w:r>
       <w:proofErr w:type="spellStart"/>
       <w:r>
         <w:rPr>
           <w:rFonts w:hint="eastAsia"/>
         </w:rPr>
-        <w:t>file.bin</w:t>
+        <w:t>ida</w:t>
       </w:r>
       <w:proofErr w:type="spellEnd"/>
       <w:r>
         <w:rPr>
           <w:rFonts w:hint="eastAsia"/>
         </w:rPr>
-        <w:t>文件，然后对其进行解密，解密逻辑是对拿到的二进制字节与0XAB进行异</w:t>
-      </w:r>
-      <w:proofErr w:type="gramStart"/>
-      <w:r>
-        <w:rPr>
-          <w:rFonts w:hint="eastAsia"/>
-        </w:rPr>
-        <w:t>或</w:t>
-      </w:r>
-      <w:proofErr w:type="gramEnd"/>
-      <w:r>
-        <w:rPr>
-          <w:rFonts w:hint="eastAsia"/>
-        </w:rPr>
-        <w:t>。 我们直接用python脚本对这</w:t>
+        <w:t xml:space="preserve"> pro打开这个文件发现挺小的，用</w:t>
       </w:r>
       <w:proofErr w:type="spellStart"/>
       <w:r>
         <w:rPr>
           <w:rFonts w:hint="eastAsia"/>
         </w:rPr>
-        <w:t>file.bin</w:t>
+        <w:t>strin</w:t>
       </w:r>
       <w:proofErr w:type="spellEnd"/>
       <w:r>
         <w:rPr>
           <w:rFonts w:hint="eastAsia"/>
         </w:rPr>
-        <w:t>进行处理即可，就可以拿到</w:t>
-      </w:r>
-      <w:proofErr w:type="spellStart"/>
-      <w:r>
-        <w:rPr>
-          <w:rFonts w:hint="eastAsia"/>
-        </w:rPr>
-        <w:t>hidden.bin</w:t>
-      </w:r>
-      <w:proofErr w:type="spellEnd"/>
-      <w:r>
-        <w:rPr>
-          <w:rFonts w:hint="eastAsia"/>
-        </w:rPr>
-        <w:t>了。</w:t>
+        <w:t>搜一搜，看看有没有flag的字符串。</w:t>
       </w:r>
     </w:p>
     <w:p>
       <w:r>
         <w:drawing>
-          <wp:inline distT="0" distB="0" distL="0" distR="0" wp14:anchorId="1B0B7183" wp14:editId="6469F3D0">
-            <wp:extent cx="3521710" cy="3455143"/>
-            <wp:effectExtent l="0" t="0" r="2540" b="0"/>
-            <wp:docPr id="440926919" name="图片 1"/>
+          <wp:inline distT="0" distB="0" distL="0" distR="0" wp14:anchorId="5BDC76D5" wp14:editId="33C7A64B">
+            <wp:extent cx="4267796" cy="3010320"/>
+            <wp:effectExtent l="0" t="0" r="0" b="0"/>
+            <wp:docPr id="1689380854" name="图片 1"/>
             <wp:cNvGraphicFramePr>
               <a:graphicFrameLocks xmlns:a="http://schemas.openxmlformats.org/drawingml/2006/main" noChangeAspect="1"/>
             </wp:cNvGraphicFramePr>
@@ -119,108 +76,7 @@
               <a:graphicData uri="http://schemas.openxmlformats.org/drawingml/2006/picture">
                 <pic:pic xmlns:pic="http://schemas.openxmlformats.org/drawingml/2006/picture">
                   <pic:nvPicPr>
-                    <pic:cNvPr id="440926919" name=""/>
-                    <pic:cNvPicPr/>
-                  </pic:nvPicPr>
-                  <pic:blipFill>
-                    <a:blip r:embed="rId4"/>
-                    <a:stretch>
-                      <a:fillRect/>
-                    </a:stretch>
-                  </pic:blipFill>
-                  <pic:spPr>
-                    <a:xfrm>
-                      <a:off x="0" y="0"/>
-                      <a:ext cx="3523203" cy="3456608"/>
-                    </a:xfrm>
-                    <a:prstGeom prst="rect">
-                      <a:avLst/>
-                    </a:prstGeom>
-                  </pic:spPr>
-                </pic:pic>
-              </a:graphicData>
-            </a:graphic>
-          </wp:inline>
-        </w:drawing>
-      </w:r>
-    </w:p>
-    <w:p/>
-    <w:p>
-      <w:pPr>
-        <w:rPr>
-          <w:rFonts w:hint="eastAsia"/>
-        </w:rPr>
-      </w:pPr>
-    </w:p>
-    <w:p>
-      <w:pPr>
-        <w:pStyle w:val="1"/>
-        <w:rPr>
-          <w:rFonts w:hint="eastAsia"/>
-        </w:rPr>
-      </w:pPr>
-      <w:r>
-        <w:rPr>
-          <w:rFonts w:hint="eastAsia"/>
-        </w:rPr>
-        <w:lastRenderedPageBreak/>
-        <w:t>0X10</w:t>
-      </w:r>
-    </w:p>
-    <w:p>
-      <w:r>
-        <w:drawing>
-          <wp:inline distT="0" distB="0" distL="0" distR="0" wp14:anchorId="463A128B" wp14:editId="17E645AC">
-            <wp:extent cx="4283710" cy="1494605"/>
-            <wp:effectExtent l="0" t="0" r="2540" b="0"/>
-            <wp:docPr id="929236043" name="图片 1"/>
-            <wp:cNvGraphicFramePr>
-              <a:graphicFrameLocks xmlns:a="http://schemas.openxmlformats.org/drawingml/2006/main" noChangeAspect="1"/>
-            </wp:cNvGraphicFramePr>
-            <a:graphic xmlns:a="http://schemas.openxmlformats.org/drawingml/2006/main">
-              <a:graphicData uri="http://schemas.openxmlformats.org/drawingml/2006/picture">
-                <pic:pic xmlns:pic="http://schemas.openxmlformats.org/drawingml/2006/picture">
-                  <pic:nvPicPr>
-                    <pic:cNvPr id="929236043" name=""/>
-                    <pic:cNvPicPr/>
-                  </pic:nvPicPr>
-                  <pic:blipFill>
-                    <a:blip r:embed="rId5"/>
-                    <a:stretch>
-                      <a:fillRect/>
-                    </a:stretch>
-                  </pic:blipFill>
-                  <pic:spPr>
-                    <a:xfrm>
-                      <a:off x="0" y="0"/>
-                      <a:ext cx="4296161" cy="1498949"/>
-                    </a:xfrm>
-                    <a:prstGeom prst="rect">
-                      <a:avLst/>
-                    </a:prstGeom>
-                  </pic:spPr>
-                </pic:pic>
-              </a:graphicData>
-            </a:graphic>
-          </wp:inline>
-        </w:drawing>
-      </w:r>
-    </w:p>
-    <w:p>
-      <w:r>
-        <w:drawing>
-          <wp:inline distT="0" distB="0" distL="0" distR="0" wp14:anchorId="6AFF60A3" wp14:editId="320952E9">
-            <wp:extent cx="4222750" cy="2631466"/>
-            <wp:effectExtent l="0" t="0" r="6350" b="0"/>
-            <wp:docPr id="1598306224" name="图片 1"/>
-            <wp:cNvGraphicFramePr>
-              <a:graphicFrameLocks xmlns:a="http://schemas.openxmlformats.org/drawingml/2006/main" noChangeAspect="1"/>
-            </wp:cNvGraphicFramePr>
-            <a:graphic xmlns:a="http://schemas.openxmlformats.org/drawingml/2006/main">
-              <a:graphicData uri="http://schemas.openxmlformats.org/drawingml/2006/picture">
-                <pic:pic xmlns:pic="http://schemas.openxmlformats.org/drawingml/2006/picture">
-                  <pic:nvPicPr>
-                    <pic:cNvPr id="1598306224" name=""/>
+                    <pic:cNvPr id="1689380854" name=""/>
                     <pic:cNvPicPr/>
                   </pic:nvPicPr>
                   <pic:blipFill>
@@ -232,7 +88,7 @@
                   <pic:spPr>
                     <a:xfrm>
                       <a:off x="0" y="0"/>
-                      <a:ext cx="4224636" cy="2632641"/>
+                      <a:ext cx="4267796" cy="3010320"/>
                     </a:xfrm>
                     <a:prstGeom prst="rect">
                       <a:avLst/>
@@ -250,60 +106,17 @@
         <w:rPr>
           <w:rFonts w:hint="eastAsia"/>
         </w:rPr>
-        <w:t>我们可以知道，它是通过我们输入的FLAG值与最后加密后的字符串RV{r15</w:t>
-      </w:r>
-      <w:r>
-        <w:t>…</w:t>
-      </w:r>
-      <w:r>
-        <w:rPr>
-          <w:rFonts w:hint="eastAsia"/>
-        </w:rPr>
-        <w:t xml:space="preserve"> 做匹配，如果匹配上了之后，就是正确的flag值，通过分析这个函数就可以知道，这里有两个加密的算法，一个是</w:t>
-      </w:r>
-      <w:proofErr w:type="spellStart"/>
-      <w:r>
-        <w:rPr>
-          <w:rFonts w:hint="eastAsia"/>
-        </w:rPr>
-        <w:t>swap_crypt</w:t>
-      </w:r>
-      <w:proofErr w:type="spellEnd"/>
-      <w:r>
-        <w:rPr>
-          <w:rFonts w:hint="eastAsia"/>
-        </w:rPr>
-        <w:t>和crypt。</w:t>
+        <w:t>发现确实有一个flag的字符串，让我们看看这个字符串的计算逻辑是什么。</w:t>
       </w:r>
     </w:p>
     <w:p>
-      <w:pPr>
-        <w:rPr>
-          <w:rFonts w:hint="eastAsia"/>
-        </w:rPr>
-      </w:pPr>
-      <w:proofErr w:type="spellStart"/>
-      <w:r>
-        <w:rPr>
-          <w:rFonts w:hint="eastAsia"/>
-        </w:rPr>
-        <w:t>Swap_crypt</w:t>
-      </w:r>
-      <w:proofErr w:type="spellEnd"/>
-      <w:r>
-        <w:rPr>
-          <w:rFonts w:hint="eastAsia"/>
-        </w:rPr>
-        <w:t xml:space="preserve"> 是通过对Flag中的几个值交换的加密</w:t>
-      </w:r>
-    </w:p>
-    <w:p>
-      <w:r>
+      <w:r>
+        <w:lastRenderedPageBreak/>
         <w:drawing>
-          <wp:inline distT="0" distB="0" distL="0" distR="0" wp14:anchorId="487D4549" wp14:editId="27E014DA">
-            <wp:extent cx="4146550" cy="1404815"/>
-            <wp:effectExtent l="0" t="0" r="6350" b="5080"/>
-            <wp:docPr id="1871953218" name="图片 1"/>
+          <wp:inline distT="0" distB="0" distL="0" distR="0" wp14:anchorId="4958585F" wp14:editId="0458AE9E">
+            <wp:extent cx="5274310" cy="3456940"/>
+            <wp:effectExtent l="0" t="0" r="2540" b="0"/>
+            <wp:docPr id="286894212" name="图片 1"/>
             <wp:cNvGraphicFramePr>
               <a:graphicFrameLocks xmlns:a="http://schemas.openxmlformats.org/drawingml/2006/main" noChangeAspect="1"/>
             </wp:cNvGraphicFramePr>
@@ -311,7 +124,7 @@
               <a:graphicData uri="http://schemas.openxmlformats.org/drawingml/2006/picture">
                 <pic:pic xmlns:pic="http://schemas.openxmlformats.org/drawingml/2006/picture">
                   <pic:nvPicPr>
-                    <pic:cNvPr id="1871953218" name=""/>
+                    <pic:cNvPr id="286894212" name=""/>
                     <pic:cNvPicPr/>
                   </pic:nvPicPr>
                   <pic:blipFill>
@@ -323,7 +136,7 @@
                   <pic:spPr>
                     <a:xfrm>
                       <a:off x="0" y="0"/>
-                      <a:ext cx="4150370" cy="1406109"/>
+                      <a:ext cx="5274310" cy="3456940"/>
                     </a:xfrm>
                     <a:prstGeom prst="rect">
                       <a:avLst/>
@@ -337,21 +150,54 @@
       </w:r>
     </w:p>
     <w:p>
-      <w:r>
-        <w:rPr>
-          <w:rFonts w:hint="eastAsia"/>
-        </w:rPr>
-        <w:t>Crypt的话，就是通过定义的数组，根据数组的值进行交换重排，并且进行8轮</w:t>
+      <w:pPr>
+        <w:spacing w:line="480" w:lineRule="auto"/>
+      </w:pPr>
+      <w:r>
+        <w:rPr>
+          <w:rFonts w:hint="eastAsia"/>
+        </w:rPr>
+        <w:t>感觉是从</w:t>
+      </w:r>
+      <w:proofErr w:type="spellStart"/>
+      <w:r>
+        <w:rPr>
+          <w:rFonts w:hint="eastAsia"/>
+        </w:rPr>
+        <w:t>buf</w:t>
+      </w:r>
+      <w:proofErr w:type="spellEnd"/>
+      <w:r>
+        <w:rPr>
+          <w:rFonts w:hint="eastAsia"/>
+        </w:rPr>
+        <w:t>里面取出1kb的数据，然后和V10的字符串进行比较，如果比较不上，跳到逻辑为label20的地方，如果能比较上，进入下文的分析，发现下面有两个条件，一个是if一个是else if，反正通过静态分析，发现这两个条件是等于0的，所以暂时就先不管了。</w:t>
       </w:r>
     </w:p>
     <w:p>
+      <w:pPr>
+        <w:spacing w:line="480" w:lineRule="auto"/>
+      </w:pPr>
+    </w:p>
+    <w:p>
+      <w:pPr>
+        <w:spacing w:line="480" w:lineRule="auto"/>
+        <w:rPr>
+          <w:rFonts w:hint="eastAsia"/>
+        </w:rPr>
+      </w:pPr>
+    </w:p>
+    <w:p>
+      <w:pPr>
+        <w:spacing w:line="480" w:lineRule="auto"/>
+      </w:pPr>
       <w:r>
         <w:lastRenderedPageBreak/>
         <w:drawing>
-          <wp:inline distT="0" distB="0" distL="0" distR="0" wp14:anchorId="2BC3DF31" wp14:editId="3032C437">
-            <wp:extent cx="4033250" cy="5204460"/>
-            <wp:effectExtent l="0" t="0" r="5715" b="0"/>
-            <wp:docPr id="898993306" name="图片 1"/>
+          <wp:inline distT="0" distB="0" distL="0" distR="0" wp14:anchorId="7D6AAAF0" wp14:editId="637EEE10">
+            <wp:extent cx="4724400" cy="4276192"/>
+            <wp:effectExtent l="0" t="0" r="0" b="0"/>
+            <wp:docPr id="1514571766" name="图片 1"/>
             <wp:cNvGraphicFramePr>
               <a:graphicFrameLocks xmlns:a="http://schemas.openxmlformats.org/drawingml/2006/main" noChangeAspect="1"/>
             </wp:cNvGraphicFramePr>
@@ -359,7 +205,7 @@
               <a:graphicData uri="http://schemas.openxmlformats.org/drawingml/2006/picture">
                 <pic:pic xmlns:pic="http://schemas.openxmlformats.org/drawingml/2006/picture">
                   <pic:nvPicPr>
-                    <pic:cNvPr id="898993306" name=""/>
+                    <pic:cNvPr id="1514571766" name=""/>
                     <pic:cNvPicPr/>
                   </pic:nvPicPr>
                   <pic:blipFill>
@@ -371,7 +217,7 @@
                   <pic:spPr>
                     <a:xfrm>
                       <a:off x="0" y="0"/>
-                      <a:ext cx="4045454" cy="5220208"/>
+                      <a:ext cx="4754864" cy="4303766"/>
                     </a:xfrm>
                     <a:prstGeom prst="rect">
                       <a:avLst/>
@@ -384,29 +230,132 @@
         </w:drawing>
       </w:r>
     </w:p>
-    <w:p/>
     <w:p>
-      <w:r>
-        <w:rPr>
-          <w:rFonts w:hint="eastAsia"/>
-        </w:rPr>
-        <w:t>然后再对重排后的字符串，与a2进行异或，由上一级函数可知，a2分别是2和3。前半段字符串和后半段字符串。</w:t>
-      </w:r>
-    </w:p>
-    <w:p>
-      <w:r>
-        <w:rPr>
-          <w:rFonts w:hint="eastAsia"/>
-        </w:rPr>
-        <w:t>由此得话，它的加密函数我们都可以逆向出来了，然后我们用Z3求解器即可。</w:t>
-      </w:r>
+      <w:pPr>
+        <w:spacing w:line="480" w:lineRule="auto"/>
+      </w:pPr>
+      <w:r>
+        <w:rPr>
+          <w:rFonts w:hint="eastAsia"/>
+        </w:rPr>
+        <w:t>这里的逻辑是肯定会走到的，发现这里拿着你输入部分</w:t>
+      </w:r>
+      <w:r>
+        <w:rPr>
+          <w:rFonts w:hint="eastAsia"/>
+          <w:b/>
+          <w:bCs/>
+        </w:rPr>
+        <w:t>PRIVMSG #secret :@flag</w:t>
+      </w:r>
+      <w:r>
+        <w:rPr>
+          <w:rFonts w:hint="eastAsia"/>
+          <w:b/>
+          <w:bCs/>
+        </w:rPr>
+        <w:t xml:space="preserve"> </w:t>
+      </w:r>
+      <w:r>
+        <w:rPr>
+          <w:rFonts w:hint="eastAsia"/>
+        </w:rPr>
+        <w:t>这个</w:t>
+      </w:r>
+      <w:r>
+        <w:rPr>
+          <w:rFonts w:hint="eastAsia"/>
+        </w:rPr>
+        <w:t>@后面flag的部分与Rjj3dscp做计算，然后看看计算的结果是否和它</w:t>
+      </w:r>
+      <w:r>
+        <w:rPr>
+          <w:rFonts w:hint="eastAsia"/>
+        </w:rPr>
+        <w:t>相似，发现这个算法是一个类</w:t>
+      </w:r>
+      <w:proofErr w:type="gramStart"/>
+      <w:r>
+        <w:rPr>
+          <w:rFonts w:hint="eastAsia"/>
+        </w:rPr>
+        <w:t>凯</w:t>
+      </w:r>
+      <w:proofErr w:type="gramEnd"/>
+      <w:r>
+        <w:rPr>
+          <w:rFonts w:hint="eastAsia"/>
+        </w:rPr>
+        <w:t>撒算法，让我们直接用Z3求解</w:t>
+      </w:r>
+      <w:proofErr w:type="gramStart"/>
+      <w:r>
+        <w:rPr>
+          <w:rFonts w:hint="eastAsia"/>
+        </w:rPr>
+        <w:t>器秒了吧</w:t>
+      </w:r>
+      <w:proofErr w:type="gramEnd"/>
     </w:p>
     <w:p>
       <w:pPr>
+        <w:pStyle w:val="1"/>
         <w:rPr>
           <w:rFonts w:hint="eastAsia"/>
         </w:rPr>
       </w:pPr>
+      <w:r>
+        <w:rPr>
+          <w:rFonts w:hint="eastAsia"/>
+        </w:rPr>
+        <w:lastRenderedPageBreak/>
+        <w:t>0X10</w:t>
+      </w:r>
+    </w:p>
+    <w:p>
+      <w:pPr>
+        <w:pStyle w:val="1"/>
+        <w:rPr>
+          <w:rFonts w:hint="eastAsia"/>
+        </w:rPr>
+      </w:pPr>
+      <w:r>
+        <w:drawing>
+          <wp:inline distT="0" distB="0" distL="0" distR="0" wp14:anchorId="09FB9B97" wp14:editId="148CACA0">
+            <wp:extent cx="4944165" cy="3324689"/>
+            <wp:effectExtent l="0" t="0" r="8890" b="9525"/>
+            <wp:docPr id="1936766883" name="图片 1"/>
+            <wp:cNvGraphicFramePr>
+              <a:graphicFrameLocks xmlns:a="http://schemas.openxmlformats.org/drawingml/2006/main" noChangeAspect="1"/>
+            </wp:cNvGraphicFramePr>
+            <a:graphic xmlns:a="http://schemas.openxmlformats.org/drawingml/2006/main">
+              <a:graphicData uri="http://schemas.openxmlformats.org/drawingml/2006/picture">
+                <pic:pic xmlns:pic="http://schemas.openxmlformats.org/drawingml/2006/picture">
+                  <pic:nvPicPr>
+                    <pic:cNvPr id="1936766883" name=""/>
+                    <pic:cNvPicPr/>
+                  </pic:nvPicPr>
+                  <pic:blipFill>
+                    <a:blip r:embed="rId9"/>
+                    <a:stretch>
+                      <a:fillRect/>
+                    </a:stretch>
+                  </pic:blipFill>
+                  <pic:spPr>
+                    <a:xfrm>
+                      <a:off x="0" y="0"/>
+                      <a:ext cx="4944165" cy="3324689"/>
+                    </a:xfrm>
+                    <a:prstGeom prst="rect">
+                      <a:avLst/>
+                    </a:prstGeom>
+                  </pic:spPr>
+                </pic:pic>
+              </a:graphicData>
+            </a:graphic>
+          </wp:inline>
+        </w:drawing>
+      </w:r>
     </w:p>
     <w:sectPr>
       <w:pgSz w:w="11906" w:h="16838"/>
@@ -416,6 +365,68 @@
     </w:sectPr>
   </w:body>
 </w:document>
+</file>
+
+<file path=word/endnotes.xml><?xml version="1.0" encoding="utf-8"?>
+<w:endnotes xmlns:wpc="http://schemas.microsoft.com/office/word/2010/wordprocessingCanvas" xmlns:cx="http://schemas.microsoft.com/office/drawing/2014/chartex" xmlns:cx1="http://schemas.microsoft.com/office/drawing/2015/9/8/chartex" xmlns:cx2="http://schemas.microsoft.com/office/drawing/2015/10/21/chartex" xmlns:cx3="http://schemas.microsoft.com/office/drawing/2016/5/9/chartex" xmlns:cx4="http://schemas.microsoft.com/office/drawing/2016/5/10/chartex" xmlns:cx5="http://schemas.microsoft.com/office/drawing/2016/5/11/chartex" xmlns:cx6="http://schemas.microsoft.com/office/drawing/2016/5/12/chartex" xmlns:cx7="http://schemas.microsoft.com/office/drawing/2016/5/13/chartex" xmlns:cx8="http://schemas.microsoft.com/office/drawing/2016/5/14/chartex" xmlns:mc="http://schemas.openxmlformats.org/markup-compatibility/2006" xmlns:aink="http://schemas.microsoft.com/office/drawing/2016/ink" xmlns:am3d="http://schemas.microsoft.com/office/drawing/2017/model3d" xmlns:o="urn:schemas-microsoft-com:office:office" xmlns:oel="http://schemas.microsoft.com/office/2019/extlst" xmlns:r="http://schemas.openxmlformats.org/officeDocument/2006/relationships" xmlns:m="http://schemas.openxmlformats.org/officeDocument/2006/math" xmlns:v="urn:schemas-microsoft-com:vml" xmlns:wp14="http://schemas.microsoft.com/office/word/2010/wordprocessingDrawing" xmlns:wp="http://schemas.openxmlformats.org/drawingml/2006/wordprocessingDrawing" xmlns:w10="urn:schemas-microsoft-com:office:word" xmlns:w="http://schemas.openxmlformats.org/wordprocessingml/2006/main" xmlns:w14="http://schemas.microsoft.com/office/word/2010/wordml" xmlns:w15="http://schemas.microsoft.com/office/word/2012/wordml" xmlns:w16cex="http://schemas.microsoft.com/office/word/2018/wordml/cex" xmlns:w16cid="http://schemas.microsoft.com/office/word/2016/wordml/cid" xmlns:w16="http://schemas.microsoft.com/office/word/2018/wordml" xmlns:w16du="http://schemas.microsoft.com/office/word/2023/wordml/word16du" xmlns:w16sdtdh="http://schemas.microsoft.com/office/word/2020/wordml/sdtdatahash" xmlns:w16sdtfl="http://schemas.microsoft.com/office/word/2024/wordml/sdtformatlock" xmlns:w16se="http://schemas.microsoft.com/office/word/2015/wordml/symex" xmlns:wpg="http://schemas.microsoft.com/office/word/2010/wordprocessingGroup" xmlns:wpi="http://schemas.microsoft.com/office/word/2010/wordprocessingInk" xmlns:wne="http://schemas.microsoft.com/office/word/2006/wordml" xmlns:wps="http://schemas.microsoft.com/office/word/2010/wordprocessingShape" mc:Ignorable="w14 w15 w16se w16cid w16 w16cex w16sdtdh w16sdtfl w16du wp14">
+  <w:endnote w:type="separator" w:id="-1">
+    <w:p>
+      <w:pPr>
+        <w:spacing w:after="0" w:line="240" w:lineRule="auto"/>
+        <w:rPr>
+          <w:rFonts w:hint="eastAsia"/>
+        </w:rPr>
+      </w:pPr>
+      <w:r>
+        <w:separator/>
+      </w:r>
+    </w:p>
+  </w:endnote>
+  <w:endnote w:type="continuationSeparator" w:id="0">
+    <w:p>
+      <w:pPr>
+        <w:spacing w:after="0" w:line="240" w:lineRule="auto"/>
+        <w:rPr>
+          <w:rFonts w:hint="eastAsia"/>
+        </w:rPr>
+      </w:pPr>
+      <w:r>
+        <w:continuationSeparator/>
+      </w:r>
+    </w:p>
+  </w:endnote>
+</w:endnotes>
+</file>
+
+<file path=word/footnotes.xml><?xml version="1.0" encoding="utf-8"?>
+<w:footnotes xmlns:wpc="http://schemas.microsoft.com/office/word/2010/wordprocessingCanvas" xmlns:cx="http://schemas.microsoft.com/office/drawing/2014/chartex" xmlns:cx1="http://schemas.microsoft.com/office/drawing/2015/9/8/chartex" xmlns:cx2="http://schemas.microsoft.com/office/drawing/2015/10/21/chartex" xmlns:cx3="http://schemas.microsoft.com/office/drawing/2016/5/9/chartex" xmlns:cx4="http://schemas.microsoft.com/office/drawing/2016/5/10/chartex" xmlns:cx5="http://schemas.microsoft.com/office/drawing/2016/5/11/chartex" xmlns:cx6="http://schemas.microsoft.com/office/drawing/2016/5/12/chartex" xmlns:cx7="http://schemas.microsoft.com/office/drawing/2016/5/13/chartex" xmlns:cx8="http://schemas.microsoft.com/office/drawing/2016/5/14/chartex" xmlns:mc="http://schemas.openxmlformats.org/markup-compatibility/2006" xmlns:aink="http://schemas.microsoft.com/office/drawing/2016/ink" xmlns:am3d="http://schemas.microsoft.com/office/drawing/2017/model3d" xmlns:o="urn:schemas-microsoft-com:office:office" xmlns:oel="http://schemas.microsoft.com/office/2019/extlst" xmlns:r="http://schemas.openxmlformats.org/officeDocument/2006/relationships" xmlns:m="http://schemas.openxmlformats.org/officeDocument/2006/math" xmlns:v="urn:schemas-microsoft-com:vml" xmlns:wp14="http://schemas.microsoft.com/office/word/2010/wordprocessingDrawing" xmlns:wp="http://schemas.openxmlformats.org/drawingml/2006/wordprocessingDrawing" xmlns:w10="urn:schemas-microsoft-com:office:word" xmlns:w="http://schemas.openxmlformats.org/wordprocessingml/2006/main" xmlns:w14="http://schemas.microsoft.com/office/word/2010/wordml" xmlns:w15="http://schemas.microsoft.com/office/word/2012/wordml" xmlns:w16cex="http://schemas.microsoft.com/office/word/2018/wordml/cex" xmlns:w16cid="http://schemas.microsoft.com/office/word/2016/wordml/cid" xmlns:w16="http://schemas.microsoft.com/office/word/2018/wordml" xmlns:w16du="http://schemas.microsoft.com/office/word/2023/wordml/word16du" xmlns:w16sdtdh="http://schemas.microsoft.com/office/word/2020/wordml/sdtdatahash" xmlns:w16sdtfl="http://schemas.microsoft.com/office/word/2024/wordml/sdtformatlock" xmlns:w16se="http://schemas.microsoft.com/office/word/2015/wordml/symex" xmlns:wpg="http://schemas.microsoft.com/office/word/2010/wordprocessingGroup" xmlns:wpi="http://schemas.microsoft.com/office/word/2010/wordprocessingInk" xmlns:wne="http://schemas.microsoft.com/office/word/2006/wordml" xmlns:wps="http://schemas.microsoft.com/office/word/2010/wordprocessingShape" mc:Ignorable="w14 w15 w16se w16cid w16 w16cex w16sdtdh w16sdtfl w16du wp14">
+  <w:footnote w:type="separator" w:id="-1">
+    <w:p>
+      <w:pPr>
+        <w:spacing w:after="0" w:line="240" w:lineRule="auto"/>
+        <w:rPr>
+          <w:rFonts w:hint="eastAsia"/>
+        </w:rPr>
+      </w:pPr>
+      <w:r>
+        <w:separator/>
+      </w:r>
+    </w:p>
+  </w:footnote>
+  <w:footnote w:type="continuationSeparator" w:id="0">
+    <w:p>
+      <w:pPr>
+        <w:spacing w:after="0" w:line="240" w:lineRule="auto"/>
+        <w:rPr>
+          <w:rFonts w:hint="eastAsia"/>
+        </w:rPr>
+      </w:pPr>
+      <w:r>
+        <w:continuationSeparator/>
+      </w:r>
+    </w:p>
+  </w:footnote>
+</w:footnotes>
 </file>
 
 <file path=word/styles.xml><?xml version="1.0" encoding="utf-8"?>
@@ -1342,6 +1353,69 @@
       <w:spacing w:val="5"/>
     </w:rPr>
   </w:style>
+  <w:style w:type="paragraph" w:styleId="ae">
+    <w:name w:val="header"/>
+    <w:basedOn w:val="a"/>
+    <w:link w:val="af"/>
+    <w:uiPriority w:val="99"/>
+    <w:unhideWhenUsed/>
+    <w:rsid w:val="00E27C3D"/>
+    <w:pPr>
+      <w:tabs>
+        <w:tab w:val="center" w:pos="4153"/>
+        <w:tab w:val="right" w:pos="8306"/>
+      </w:tabs>
+      <w:snapToGrid w:val="0"/>
+      <w:spacing w:line="240" w:lineRule="auto"/>
+      <w:jc w:val="center"/>
+    </w:pPr>
+    <w:rPr>
+      <w:sz w:val="18"/>
+      <w:szCs w:val="18"/>
+    </w:rPr>
+  </w:style>
+  <w:style w:type="character" w:customStyle="1" w:styleId="af">
+    <w:name w:val="页眉 字符"/>
+    <w:basedOn w:val="a0"/>
+    <w:link w:val="ae"/>
+    <w:uiPriority w:val="99"/>
+    <w:rsid w:val="00E27C3D"/>
+    <w:rPr>
+      <w:sz w:val="18"/>
+      <w:szCs w:val="18"/>
+    </w:rPr>
+  </w:style>
+  <w:style w:type="paragraph" w:styleId="af0">
+    <w:name w:val="footer"/>
+    <w:basedOn w:val="a"/>
+    <w:link w:val="af1"/>
+    <w:uiPriority w:val="99"/>
+    <w:unhideWhenUsed/>
+    <w:rsid w:val="00E27C3D"/>
+    <w:pPr>
+      <w:tabs>
+        <w:tab w:val="center" w:pos="4153"/>
+        <w:tab w:val="right" w:pos="8306"/>
+      </w:tabs>
+      <w:snapToGrid w:val="0"/>
+      <w:spacing w:line="240" w:lineRule="auto"/>
+    </w:pPr>
+    <w:rPr>
+      <w:sz w:val="18"/>
+      <w:szCs w:val="18"/>
+    </w:rPr>
+  </w:style>
+  <w:style w:type="character" w:customStyle="1" w:styleId="af1">
+    <w:name w:val="页脚 字符"/>
+    <w:basedOn w:val="a0"/>
+    <w:link w:val="af0"/>
+    <w:uiPriority w:val="99"/>
+    <w:rsid w:val="00E27C3D"/>
+    <w:rPr>
+      <w:sz w:val="18"/>
+      <w:szCs w:val="18"/>
+    </w:rPr>
+  </w:style>
 </w:styles>
 </file>
 
